--- a/docs/proposal.docx
+++ b/docs/proposal.docx
@@ -2,6 +2,783 @@
 <file path=word/document.xml><?xml version="1.0" encoding="utf-8"?>
 <w:document xmlns:wpc="http://schemas.microsoft.com/office/word/2010/wordprocessingCanvas" xmlns:mc="http://schemas.openxmlformats.org/markup-compatibility/2006" xmlns:o="urn:schemas-microsoft-com:office:office" xmlns:r="http://schemas.openxmlformats.org/officeDocument/2006/relationships" xmlns:m="http://schemas.openxmlformats.org/officeDocument/2006/math" xmlns:v="urn:schemas-microsoft-com:vml" xmlns:wp="http://schemas.openxmlformats.org/drawingml/2006/wordprocessingDrawing" xmlns:w="http://schemas.openxmlformats.org/wordprocessingml/2006/main" xmlns:wpg="http://schemas.microsoft.com/office/word/2010/wordprocessingGroup" xmlns:wpi="http://schemas.microsoft.com/office/word/2010/wordprocessingInk" xmlns:a="http://schemas.openxmlformats.org/drawingml/2006/main" xmlns:wne="http://schemas.microsoft.com/office/word/2006/wordml" xmlns:wps="http://schemas.microsoft.com/office/word/2010/wordprocessingShape" xmlns:w10="urn:schemas-microsoft-com:office:word" xmlns:wp14="http://schemas.microsoft.com/office/word/2010/wordprocessingDrawing" xmlns:w14="http://schemas.microsoft.com/office/word/2010/wordml" xmlns:w15="http://schemas.microsoft.com/office/word/2012/wordml" xmlns:w16cex="http://schemas.microsoft.com/office/word/2018/wordml/cex" xmlns:w16cid="http://schemas.microsoft.com/office/word/2016/wordml/cid" xmlns:w16="http://schemas.microsoft.com/office/word/2018/wordml" xmlns:w16sdtdh="http://schemas.microsoft.com/office/word/2020/wordml/sdtdatahash" xmlns:w16se="http://schemas.microsoft.com/office/word/2015/wordml/symex" mc:Ignorable="w14 w15 w16se w16cid w16 w16cex w16sdtdh wp14">
   <w:body>
+    <w:p>
+      <w:pPr>
+        <w:pBdr/>
+        <w:spacing w:after="40"/>
+        <w:ind/>
+        <w:jc w:val="center"/>
+        <w:rPr>
+          <w:b/>
+          <w:bCs/>
+          <w:color w:val="1e3a8a"/>
+          <w:sz w:val="40"/>
+          <w:szCs w:val="40"/>
+          <w:highlight w:val="none"/>
+          <w:lang w:val="en"/>
+        </w:rPr>
+      </w:pPr>
+      <w:r>
+        <w:rPr>
+          <w:b/>
+          <w:color w:val="1e3a8a"/>
+          <w:sz w:val="40"/>
+          <w:lang w:val="en"/>
+        </w:rPr>
+        <w:t xml:space="preserve">Ghana Communication Technology University</w:t>
+      </w:r>
+      <w:r>
+        <w:rPr>
+          <w:b/>
+          <w:bCs/>
+          <w:color w:val="1e3a8a"/>
+          <w:sz w:val="40"/>
+          <w:szCs w:val="40"/>
+          <w:highlight w:val="none"/>
+          <w:lang w:val="en"/>
+        </w:rPr>
+      </w:r>
+      <w:r>
+        <w:rPr>
+          <w:b/>
+          <w:bCs/>
+          <w:color w:val="1e3a8a"/>
+          <w:sz w:val="40"/>
+          <w:szCs w:val="40"/>
+          <w:highlight w:val="none"/>
+          <w:lang w:val="en"/>
+        </w:rPr>
+      </w:r>
+    </w:p>
+    <w:p>
+      <w:pPr>
+        <w:pBdr/>
+        <w:spacing w:after="40"/>
+        <w:ind/>
+        <w:jc w:val="center"/>
+        <w:rPr>
+          <w:b/>
+          <w:bCs/>
+          <w:color w:val="1e3a8a"/>
+          <w:sz w:val="40"/>
+          <w:szCs w:val="40"/>
+          <w:highlight w:val="none"/>
+          <w:lang w:val="en"/>
+        </w:rPr>
+      </w:pPr>
+      <w:r>
+        <w:rPr>
+          <w:b/>
+          <w:color w:val="1e3a8a"/>
+          <w:sz w:val="40"/>
+          <w:highlight w:val="none"/>
+          <w:lang w:val="en" w:bidi="en"/>
+        </w:rPr>
+      </w:r>
+      <w:r>
+        <w:rPr>
+          <w:b/>
+          <w:bCs/>
+          <w:color w:val="1e3a8a"/>
+          <w:sz w:val="40"/>
+          <w:szCs w:val="40"/>
+          <w:highlight w:val="none"/>
+          <w:lang w:val="en"/>
+        </w:rPr>
+      </w:r>
+      <w:r>
+        <w:rPr>
+          <w:b/>
+          <w:bCs/>
+          <w:color w:val="1e3a8a"/>
+          <w:sz w:val="40"/>
+          <w:szCs w:val="40"/>
+          <w:highlight w:val="none"/>
+          <w:lang w:val="en"/>
+        </w:rPr>
+      </w:r>
+    </w:p>
+    <w:p>
+      <w:pPr>
+        <w:pBdr/>
+        <w:spacing w:after="40"/>
+        <w:ind/>
+        <w:jc w:val="center"/>
+        <w:rPr>
+          <w:b/>
+          <w:bCs/>
+          <w:color w:val="1e3a8a"/>
+          <w:sz w:val="40"/>
+          <w:szCs w:val="40"/>
+          <w:highlight w:val="none"/>
+          <w:lang w:val="en"/>
+        </w:rPr>
+      </w:pPr>
+      <w:r>
+        <w:rPr>
+          <w:b/>
+          <w:color w:val="1e3a8a"/>
+          <w:sz w:val="40"/>
+          <w:highlight w:val="none"/>
+          <w:lang w:val="en"/>
+        </w:rPr>
+      </w:r>
+      <w:r>
+        <w:rPr>
+          <w:b/>
+          <w:color w:val="1e3a8a"/>
+          <w:sz w:val="40"/>
+          <w:highlight w:val="none"/>
+          <w:lang w:val="en"/>
+        </w:rPr>
+        <mc:AlternateContent>
+          <mc:Choice Requires="wpg">
+            <w:drawing>
+              <wp:inline xmlns:wp="http://schemas.openxmlformats.org/drawingml/2006/wordprocessingDrawing" distT="0" distB="0" distL="0" distR="0">
+                <wp:extent cx="3069975" cy="3069975"/>
+                <wp:effectExtent l="0" t="0" r="0" b="0"/>
+                <wp:docPr id="1" name=""/>
+                <wp:cNvGraphicFramePr>
+                  <a:graphicFrameLocks xmlns:a="http://schemas.openxmlformats.org/drawingml/2006/main" noChangeAspect="1"/>
+                </wp:cNvGraphicFramePr>
+                <a:graphic xmlns:a="http://schemas.openxmlformats.org/drawingml/2006/main">
+                  <a:graphicData uri="http://schemas.openxmlformats.org/drawingml/2006/picture">
+                    <pic:pic xmlns:pic="http://schemas.openxmlformats.org/drawingml/2006/picture">
+                      <pic:nvPicPr>
+                        <pic:cNvPr id="742582855" name=""/>
+                        <pic:cNvPicPr>
+                          <a:picLocks noChangeAspect="1"/>
+                        </pic:cNvPicPr>
+                        <pic:nvPr/>
+                      </pic:nvPicPr>
+                      <pic:blipFill rotWithShape="1">
+                        <a:blip r:embed="rId11"/>
+                        <a:stretch/>
+                      </pic:blipFill>
+                      <pic:spPr bwMode="auto">
+                        <a:xfrm flipH="0" flipV="0">
+                          <a:off x="0" y="0"/>
+                          <a:ext cx="3069974" cy="3069974"/>
+                        </a:xfrm>
+                        <a:prstGeom prst="rect">
+                          <a:avLst/>
+                        </a:prstGeom>
+                      </pic:spPr>
+                    </pic:pic>
+                  </a:graphicData>
+                </a:graphic>
+              </wp:inline>
+            </w:drawing>
+          </mc:Choice>
+          <mc:Fallback>
+            <w:pict>
+              <v:shapetype id="_x0000_t75" coordsize="21600,21600" o:spt="75" o:preferrelative="t" path="m@4@5l@4@11@9@11@9@5xe" filled="f" stroked="f">
+                <v:stroke joinstyle="miter"/>
+                <v:formulas>
+                  <v:f eqn="if lineDrawn pixelLineWidth 0"/>
+                  <v:f eqn="sum @0 1 0"/>
+                  <v:f eqn="sum 0 0 @1"/>
+                  <v:f eqn="prod @2 1 2"/>
+                  <v:f eqn="prod @3 21600 pixelWidth"/>
+                  <v:f eqn="prod @3 21600 pixelHeight"/>
+                  <v:f eqn="sum @0 0 1"/>
+                  <v:f eqn="prod @6 1 2"/>
+                  <v:f eqn="prod @7 21600 pixelWidth"/>
+                  <v:f eqn="sum @8 21600 0"/>
+                  <v:f eqn="prod @7 21600 pixelHeight"/>
+                  <v:f eqn="sum @10 21600 0"/>
+                </v:formulas>
+                <v:path o:extrusionok="f" gradientshapeok="t" o:connecttype="rect"/>
+                <o:lock v:ext="edit" aspectratio="t"/>
+              </v:shapetype>
+              <v:shape id="_x0000_i0" o:spid="_x0000_s0" type="#_x0000_t75" style="width:241.73pt;height:241.73pt;mso-wrap-distance-left:0.00pt;mso-wrap-distance-top:0.00pt;mso-wrap-distance-right:0.00pt;mso-wrap-distance-bottom:0.00pt;z-index:1;" stroked="false">
+                <v:imagedata r:id="rId11" o:title=""/>
+                <o:lock v:ext="edit" rotation="t"/>
+              </v:shape>
+            </w:pict>
+          </mc:Fallback>
+        </mc:AlternateContent>
+      </w:r>
+      <w:r>
+        <w:rPr>
+          <w:b/>
+          <w:bCs/>
+          <w:color w:val="1e3a8a"/>
+          <w:sz w:val="40"/>
+          <w:szCs w:val="40"/>
+          <w:highlight w:val="none"/>
+          <w:lang w:val="en"/>
+        </w:rPr>
+      </w:r>
+      <w:r>
+        <w:rPr>
+          <w:b/>
+          <w:bCs/>
+          <w:color w:val="1e3a8a"/>
+          <w:sz w:val="40"/>
+          <w:szCs w:val="40"/>
+          <w:highlight w:val="none"/>
+          <w:lang w:val="en"/>
+        </w:rPr>
+      </w:r>
+    </w:p>
+    <w:p>
+      <w:pPr>
+        <w:pBdr/>
+        <w:spacing w:after="40"/>
+        <w:ind/>
+        <w:jc w:val="left"/>
+        <w:rPr>
+          <w:b/>
+          <w:bCs/>
+          <w:color w:val="1e3a8a"/>
+          <w:sz w:val="40"/>
+          <w:szCs w:val="40"/>
+        </w:rPr>
+      </w:pPr>
+      <w:r>
+        <w:rPr>
+          <w:b/>
+          <w:bCs/>
+          <w:color w:val="1e3a8a"/>
+          <w:sz w:val="40"/>
+          <w:szCs w:val="40"/>
+        </w:rPr>
+      </w:r>
+      <w:r>
+        <w:rPr>
+          <w:b/>
+          <w:bCs/>
+          <w:color w:val="1e3a8a"/>
+          <w:sz w:val="40"/>
+          <w:szCs w:val="40"/>
+        </w:rPr>
+      </w:r>
+      <w:r>
+        <w:rPr>
+          <w:b/>
+          <w:bCs/>
+          <w:color w:val="1e3a8a"/>
+          <w:sz w:val="40"/>
+          <w:szCs w:val="40"/>
+        </w:rPr>
+      </w:r>
+    </w:p>
+    <w:p>
+      <w:pPr>
+        <w:pBdr/>
+        <w:spacing w:after="40"/>
+        <w:ind/>
+        <w:jc w:val="center"/>
+        <w:rPr>
+          <w:b/>
+          <w:bCs/>
+          <w:color w:val="1e3a8a"/>
+          <w:sz w:val="40"/>
+          <w:szCs w:val="40"/>
+          <w:highlight w:val="none"/>
+        </w:rPr>
+      </w:pPr>
+      <w:r>
+        <w:rPr>
+          <w:b/>
+          <w:bCs/>
+          <w:color w:val="1e3a8a"/>
+          <w:sz w:val="40"/>
+          <w:szCs w:val="40"/>
+          <w:lang w:val="en"/>
+        </w:rPr>
+        <w:t xml:space="preserve">CSBC 252 – Introduction to Cloud Computing</w:t>
+      </w:r>
+      <w:r>
+        <w:rPr>
+          <w:b/>
+          <w:bCs/>
+          <w:color w:val="1e3a8a"/>
+          <w:sz w:val="40"/>
+          <w:szCs w:val="40"/>
+          <w:highlight w:val="none"/>
+        </w:rPr>
+      </w:r>
+      <w:r>
+        <w:rPr>
+          <w:b/>
+          <w:bCs/>
+          <w:color w:val="1e3a8a"/>
+          <w:sz w:val="40"/>
+          <w:szCs w:val="40"/>
+          <w:highlight w:val="none"/>
+        </w:rPr>
+      </w:r>
+    </w:p>
+    <w:p>
+      <w:pPr>
+        <w:pBdr/>
+        <w:spacing w:after="40"/>
+        <w:ind/>
+        <w:jc w:val="center"/>
+        <w:rPr>
+          <w:b/>
+          <w:bCs/>
+          <w:color w:val="1e3a8a"/>
+          <w:sz w:val="40"/>
+          <w:szCs w:val="40"/>
+          <w:highlight w:val="none"/>
+          <w:lang w:val="en"/>
+        </w:rPr>
+      </w:pPr>
+      <w:r>
+        <w:rPr>
+          <w:b/>
+          <w:color w:val="1e3a8a"/>
+          <w:sz w:val="40"/>
+          <w:highlight w:val="none"/>
+          <w:lang w:val="en"/>
+        </w:rPr>
+        <w:t xml:space="preserve">Cybersecurity Group D</w:t>
+      </w:r>
+      <w:r>
+        <w:rPr>
+          <w:b/>
+          <w:bCs/>
+          <w:color w:val="1e3a8a"/>
+          <w:sz w:val="40"/>
+          <w:szCs w:val="40"/>
+          <w:highlight w:val="none"/>
+          <w:lang w:val="en"/>
+        </w:rPr>
+      </w:r>
+      <w:r>
+        <w:rPr>
+          <w:b/>
+          <w:bCs/>
+          <w:color w:val="1e3a8a"/>
+          <w:sz w:val="40"/>
+          <w:szCs w:val="40"/>
+          <w:highlight w:val="none"/>
+          <w:lang w:val="en"/>
+        </w:rPr>
+      </w:r>
+    </w:p>
+    <w:p>
+      <w:pPr>
+        <w:pBdr/>
+        <w:spacing w:after="40"/>
+        <w:ind/>
+        <w:jc w:val="center"/>
+        <w:rPr>
+          <w:b/>
+          <w:bCs/>
+          <w:color w:val="1e3a8a"/>
+          <w:sz w:val="40"/>
+          <w:szCs w:val="40"/>
+          <w:highlight w:val="none"/>
+          <w:lang w:val="en"/>
+        </w:rPr>
+      </w:pPr>
+      <w:r>
+        <w:rPr>
+          <w:b/>
+          <w:color w:val="1e3a8a"/>
+          <w:sz w:val="40"/>
+          <w:highlight w:val="none"/>
+          <w:lang w:val="en" w:bidi="en"/>
+        </w:rPr>
+      </w:r>
+      <w:r>
+        <w:rPr>
+          <w:b/>
+          <w:bCs/>
+          <w:color w:val="1e3a8a"/>
+          <w:sz w:val="40"/>
+          <w:szCs w:val="40"/>
+          <w:highlight w:val="none"/>
+          <w:lang w:val="en"/>
+        </w:rPr>
+      </w:r>
+      <w:r>
+        <w:rPr>
+          <w:b/>
+          <w:bCs/>
+          <w:color w:val="1e3a8a"/>
+          <w:sz w:val="40"/>
+          <w:szCs w:val="40"/>
+          <w:highlight w:val="none"/>
+          <w:lang w:val="en"/>
+        </w:rPr>
+      </w:r>
+    </w:p>
+    <w:p>
+      <w:pPr>
+        <w:pBdr/>
+        <w:spacing w:after="40"/>
+        <w:ind/>
+        <w:jc w:val="center"/>
+        <w:rPr>
+          <w:b/>
+          <w:bCs/>
+          <w:color w:val="1e3a8a"/>
+          <w:sz w:val="40"/>
+          <w:szCs w:val="40"/>
+          <w:highlight w:val="none"/>
+          <w:lang w:val="en"/>
+        </w:rPr>
+      </w:pPr>
+      <w:r>
+        <w:rPr>
+          <w:b/>
+          <w:color w:val="1e3a8a"/>
+          <w:sz w:val="40"/>
+          <w:highlight w:val="none"/>
+          <w:lang w:val="en"/>
+        </w:rPr>
+        <w:t xml:space="preserve">Group 2</w:t>
+      </w:r>
+      <w:r>
+        <w:rPr>
+          <w:b/>
+          <w:bCs/>
+          <w:color w:val="1e3a8a"/>
+          <w:sz w:val="40"/>
+          <w:szCs w:val="40"/>
+          <w:highlight w:val="none"/>
+          <w:lang w:val="en"/>
+        </w:rPr>
+      </w:r>
+      <w:r>
+        <w:rPr>
+          <w:b/>
+          <w:bCs/>
+          <w:color w:val="1e3a8a"/>
+          <w:sz w:val="40"/>
+          <w:szCs w:val="40"/>
+          <w:highlight w:val="none"/>
+          <w:lang w:val="en"/>
+        </w:rPr>
+      </w:r>
+    </w:p>
+    <w:p>
+      <w:pPr>
+        <w:pBdr/>
+        <w:spacing w:after="40"/>
+        <w:ind/>
+        <w:jc w:val="center"/>
+        <w:rPr>
+          <w:b/>
+          <w:bCs/>
+          <w:color w:val="1e3a8a"/>
+          <w:sz w:val="40"/>
+          <w:szCs w:val="40"/>
+          <w:highlight w:val="none"/>
+        </w:rPr>
+      </w:pPr>
+      <w:r>
+        <w:rPr>
+          <w:b/>
+          <w:color w:val="1e3a8a"/>
+          <w:sz w:val="40"/>
+          <w:highlight w:val="none"/>
+          <w:lang w:val="en"/>
+        </w:rPr>
+        <w:t xml:space="preserve">Semester Two</w:t>
+      </w:r>
+      <w:r>
+        <w:rPr>
+          <w:b/>
+          <w:bCs/>
+          <w:color w:val="1e3a8a"/>
+          <w:sz w:val="40"/>
+          <w:szCs w:val="40"/>
+          <w:highlight w:val="none"/>
+        </w:rPr>
+      </w:r>
+      <w:r>
+        <w:rPr>
+          <w:b/>
+          <w:bCs/>
+          <w:color w:val="1e3a8a"/>
+          <w:sz w:val="40"/>
+          <w:szCs w:val="40"/>
+          <w:highlight w:val="none"/>
+        </w:rPr>
+      </w:r>
+    </w:p>
+    <w:p>
+      <w:pPr>
+        <w:pBdr/>
+        <w:spacing w:after="40"/>
+        <w:ind/>
+        <w:jc w:val="center"/>
+        <w:rPr>
+          <w:b/>
+          <w:bCs/>
+          <w:color w:val="1e3a8a"/>
+          <w:sz w:val="40"/>
+          <w:szCs w:val="40"/>
+          <w:highlight w:val="none"/>
+          <w:lang w:val="en" w:bidi="en"/>
+        </w:rPr>
+      </w:pPr>
+      <w:r>
+        <w:rPr>
+          <w:b/>
+          <w:bCs/>
+          <w:color w:val="1e3a8a"/>
+          <w:sz w:val="40"/>
+          <w:szCs w:val="40"/>
+          <w:highlight w:val="none"/>
+          <w:lang w:val="en" w:bidi="en"/>
+        </w:rPr>
+        <w:t xml:space="preserve">Level 200</w:t>
+      </w:r>
+      <w:r>
+        <w:rPr>
+          <w:b/>
+          <w:bCs/>
+          <w:color w:val="1e3a8a"/>
+          <w:sz w:val="40"/>
+          <w:szCs w:val="40"/>
+          <w:highlight w:val="none"/>
+          <w:lang w:val="en" w:bidi="en"/>
+        </w:rPr>
+      </w:r>
+      <w:r>
+        <w:rPr>
+          <w:b/>
+          <w:bCs/>
+          <w:color w:val="1e3a8a"/>
+          <w:sz w:val="40"/>
+          <w:szCs w:val="40"/>
+          <w:highlight w:val="none"/>
+          <w:lang w:val="en" w:bidi="en"/>
+        </w:rPr>
+      </w:r>
+    </w:p>
+    <w:p>
+      <w:pPr>
+        <w:pBdr/>
+        <w:spacing w:after="40"/>
+        <w:ind/>
+        <w:jc w:val="center"/>
+        <w:rPr>
+          <w:b/>
+          <w:bCs/>
+          <w:color w:val="1e3a8a"/>
+          <w:sz w:val="40"/>
+          <w:szCs w:val="40"/>
+          <w:highlight w:val="none"/>
+          <w:lang w:val="en" w:bidi="en"/>
+        </w:rPr>
+      </w:pPr>
+      <w:r>
+        <w:rPr>
+          <w:b/>
+          <w:bCs/>
+          <w:color w:val="1e3a8a"/>
+          <w:sz w:val="40"/>
+          <w:szCs w:val="40"/>
+          <w:highlight w:val="none"/>
+          <w:lang w:val="en" w:bidi="en"/>
+        </w:rPr>
+      </w:r>
+      <w:r>
+        <w:rPr>
+          <w:b/>
+          <w:bCs/>
+          <w:color w:val="1e3a8a"/>
+          <w:sz w:val="40"/>
+          <w:szCs w:val="40"/>
+          <w:highlight w:val="none"/>
+          <w:lang w:val="en" w:bidi="en"/>
+        </w:rPr>
+      </w:r>
+      <w:r>
+        <w:rPr>
+          <w:b/>
+          <w:bCs/>
+          <w:color w:val="1e3a8a"/>
+          <w:sz w:val="40"/>
+          <w:szCs w:val="40"/>
+          <w:highlight w:val="none"/>
+          <w:lang w:val="en" w:bidi="en"/>
+        </w:rPr>
+      </w:r>
+    </w:p>
+    <w:p>
+      <w:pPr>
+        <w:pBdr/>
+        <w:spacing w:after="40"/>
+        <w:ind/>
+        <w:jc w:val="center"/>
+        <w:rPr>
+          <w:b/>
+          <w:bCs/>
+          <w:color w:val="1e3a8a"/>
+          <w:sz w:val="40"/>
+          <w:szCs w:val="40"/>
+          <w:highlight w:val="none"/>
+          <w:lang w:val="en" w:bidi="en"/>
+        </w:rPr>
+      </w:pPr>
+      <w:r>
+        <w:rPr>
+          <w:b/>
+          <w:bCs/>
+          <w:color w:val="1e3a8a"/>
+          <w:sz w:val="40"/>
+          <w:szCs w:val="40"/>
+          <w:highlight w:val="none"/>
+          <w:lang w:val="en" w:bidi="en"/>
+        </w:rPr>
+        <w:t xml:space="preserve">Mr. Nasir Karim</w:t>
+      </w:r>
+      <w:r>
+        <w:rPr>
+          <w:b/>
+          <w:bCs/>
+          <w:color w:val="1e3a8a"/>
+          <w:sz w:val="40"/>
+          <w:szCs w:val="40"/>
+          <w:highlight w:val="none"/>
+          <w:lang w:val="en" w:bidi="en"/>
+        </w:rPr>
+      </w:r>
+      <w:r>
+        <w:rPr>
+          <w:b/>
+          <w:bCs/>
+          <w:color w:val="1e3a8a"/>
+          <w:sz w:val="40"/>
+          <w:szCs w:val="40"/>
+          <w:highlight w:val="none"/>
+          <w:lang w:val="en" w:bidi="en"/>
+        </w:rPr>
+      </w:r>
+    </w:p>
+    <w:p>
+      <w:pPr>
+        <w:pBdr/>
+        <w:spacing w:after="40"/>
+        <w:ind/>
+        <w:jc w:val="center"/>
+        <w:rPr>
+          <w:b/>
+          <w:bCs/>
+          <w:color w:val="1e3a8a"/>
+          <w:sz w:val="40"/>
+          <w:szCs w:val="40"/>
+          <w:highlight w:val="none"/>
+          <w:lang w:val="en" w:bidi="en"/>
+        </w:rPr>
+      </w:pPr>
+      <w:r>
+        <w:rPr>
+          <w:b/>
+          <w:bCs/>
+          <w:color w:val="1e3a8a"/>
+          <w:sz w:val="40"/>
+          <w:szCs w:val="40"/>
+          <w:highlight w:val="none"/>
+          <w:lang w:val="en" w:bidi="en"/>
+        </w:rPr>
+      </w:r>
+      <w:r>
+        <w:rPr>
+          <w:b/>
+          <w:bCs/>
+          <w:color w:val="1e3a8a"/>
+          <w:sz w:val="40"/>
+          <w:szCs w:val="40"/>
+          <w:highlight w:val="none"/>
+          <w:lang w:val="en" w:bidi="en"/>
+        </w:rPr>
+      </w:r>
+      <w:r>
+        <w:rPr>
+          <w:b/>
+          <w:bCs/>
+          <w:color w:val="1e3a8a"/>
+          <w:sz w:val="40"/>
+          <w:szCs w:val="40"/>
+          <w:highlight w:val="none"/>
+          <w:lang w:val="en" w:bidi="en"/>
+        </w:rPr>
+      </w:r>
+    </w:p>
+    <w:p>
+      <w:pPr>
+        <w:pBdr/>
+        <w:spacing w:after="40"/>
+        <w:ind/>
+        <w:jc w:val="center"/>
+        <w:rPr>
+          <w:b/>
+          <w:bCs/>
+          <w:color w:val="1e3a8a"/>
+          <w:sz w:val="40"/>
+          <w:szCs w:val="40"/>
+          <w:highlight w:val="none"/>
+          <w:lang w:val="en" w:bidi="en"/>
+        </w:rPr>
+      </w:pPr>
+      <w:r>
+        <w:rPr>
+          <w:b/>
+          <w:bCs/>
+          <w:color w:val="1e3a8a"/>
+          <w:sz w:val="40"/>
+          <w:szCs w:val="40"/>
+          <w:highlight w:val="none"/>
+          <w:lang w:val="en" w:bidi="en"/>
+        </w:rPr>
+        <w:t xml:space="preserve">CampusFind – Semester Capstone Project</w:t>
+      </w:r>
+      <w:r>
+        <w:rPr>
+          <w:b/>
+          <w:bCs/>
+          <w:color w:val="1e3a8a"/>
+          <w:sz w:val="40"/>
+          <w:szCs w:val="40"/>
+          <w:highlight w:val="none"/>
+          <w:lang w:val="en" w:bidi="en"/>
+        </w:rPr>
+      </w:r>
+      <w:r>
+        <w:rPr>
+          <w:b/>
+          <w:bCs/>
+          <w:color w:val="1e3a8a"/>
+          <w:sz w:val="40"/>
+          <w:szCs w:val="40"/>
+          <w:highlight w:val="none"/>
+          <w:lang w:val="en" w:bidi="en"/>
+        </w:rPr>
+      </w:r>
+    </w:p>
+    <w:p>
+      <w:pPr>
+        <w:pBdr/>
+        <w:spacing w:after="40"/>
+        <w:ind/>
+        <w:rPr>
+          <w:b/>
+          <w:bCs/>
+          <w:color w:val="1e3a8a"/>
+          <w:sz w:val="40"/>
+          <w:szCs w:val="40"/>
+        </w:rPr>
+      </w:pPr>
+      <w:r>
+        <w:rPr>
+          <w:b/>
+          <w:color w:val="1e3a8a"/>
+          <w:sz w:val="40"/>
+        </w:rPr>
+        <w:br w:type="page" w:clear="all"/>
+      </w:r>
+      <w:r/>
+    </w:p>
     <w:p>
       <w:pPr>
         <w:pBdr/>
@@ -17,6 +794,7 @@
         </w:rPr>
         <w:t xml:space="preserve">CampusFind: A Cloud-Based Campus Lost &amp; Found System</w:t>
       </w:r>
+      <w:r/>
       <w:r/>
     </w:p>
     <w:p>
@@ -1634,9 +2412,109 @@
       </w:r>
       <w:r/>
     </w:p>
+    <w:p>
+      <w:pPr>
+        <w:pStyle w:val="743"/>
+        <w:numPr>
+          <w:ilvl w:val="0"/>
+          <w:numId w:val="0"/>
+        </w:numPr>
+        <w:pBdr/>
+        <w:spacing w:after="60" w:line="276" w:lineRule="auto"/>
+        <w:ind/>
+        <w:rPr/>
+      </w:pPr>
+      <w:r/>
+      <w:r/>
+      <w:r/>
+    </w:p>
+    <w:p>
+      <w:pPr>
+        <w:pStyle w:val="743"/>
+        <w:numPr>
+          <w:ilvl w:val="0"/>
+          <w:numId w:val="0"/>
+        </w:numPr>
+        <w:pBdr/>
+        <w:spacing w:after="60" w:line="276" w:lineRule="auto"/>
+        <w:ind/>
+        <w:rPr/>
+      </w:pPr>
+      <w:r/>
+      <w:r/>
+      <w:r/>
+    </w:p>
+    <w:p>
+      <w:pPr>
+        <w:pStyle w:val="713"/>
+        <w:keepNext w:val="true"/>
+        <w:pBdr/>
+        <w:spacing w:after="80" w:before="280"/>
+        <w:ind/>
+        <w:rPr/>
+      </w:pPr>
+      <w:r>
+        <w:rPr>
+          <w:b/>
+          <w:color w:val="1e3a8a"/>
+          <w:sz w:val="32"/>
+          <w:lang w:val="en"/>
+        </w:rPr>
+        <w:t xml:space="preserve">4.</w:t>
+      </w:r>
+      <w:r>
+        <w:rPr>
+          <w:b/>
+          <w:color w:val="1e3a8a"/>
+          <w:sz w:val="32"/>
+        </w:rPr>
+        <w:t xml:space="preserve"> </w:t>
+      </w:r>
+      <w:r>
+        <w:rPr>
+          <w:b/>
+          <w:color w:val="1e3a8a"/>
+          <w:sz w:val="32"/>
+          <w:lang w:val="en"/>
+        </w:rPr>
+        <w:t xml:space="preserve">Group Members</w:t>
+      </w:r>
+      <w:r/>
+      <w:r/>
+    </w:p>
+    <w:p>
+      <w:pPr>
+        <w:pStyle w:val="743"/>
+        <w:numPr>
+          <w:ilvl w:val="0"/>
+          <w:numId w:val="0"/>
+        </w:numPr>
+        <w:pBdr/>
+        <w:spacing w:after="60" w:line="276" w:lineRule="auto"/>
+        <w:ind/>
+        <w:rPr/>
+      </w:pPr>
+      <w:r>
+        <w:rPr>
+          <w:color w:val="1e293b"/>
+          <w:highlight w:val="none"/>
+        </w:rPr>
+      </w:r>
+      <w:r>
+        <w:rPr>
+          <w:color w:val="1e293b"/>
+          <w:highlight w:val="none"/>
+        </w:rPr>
+      </w:r>
+      <w:r>
+        <w:rPr>
+          <w:color w:val="1e293b"/>
+          <w:highlight w:val="none"/>
+        </w:rPr>
+      </w:r>
+    </w:p>
     <w:sectPr>
-      <w:headerReference w:type="default" r:id="rId9"/>
-      <w:footerReference w:type="default" r:id="rId10"/>
+      <w:footerReference w:type="default" r:id="rId9"/>
       <w:footnotePr/>
       <w:endnotePr/>
       <w:type w:val="nextPage"/>
@@ -1739,29 +2617,6 @@
     </w:p>
   </w:footnote>
 </w:footnotes>
-</file>
-
-<file path=word/header1.xml><?xml version="1.0" encoding="utf-8"?>
-<w:hdr xmlns:wpc="http://schemas.microsoft.com/office/word/2010/wordprocessingCanvas" xmlns:mc="http://schemas.openxmlformats.org/markup-compatibility/2006" xmlns:o="urn:schemas-microsoft-com:office:office" xmlns:r="http://schemas.openxmlformats.org/officeDocument/2006/relationships" xmlns:m="http://schemas.openxmlformats.org/officeDocument/2006/math" xmlns:v="urn:schemas-microsoft-com:vml" xmlns:wp14="http://schemas.microsoft.com/office/word/2010/wordprocessingDrawing" xmlns:wp="http://schemas.openxmlformats.org/drawingml/2006/wordprocessingDrawing" xmlns:w10="urn:schemas-microsoft-com:office:word" xmlns:w="http://schemas.openxmlformats.org/wordprocessingml/2006/main" xmlns:w14="http://schemas.microsoft.com/office/word/2010/wordml" xmlns:w15="http://schemas.microsoft.com/office/word/2012/wordml" xmlns:wpg="http://schemas.microsoft.com/office/word/2010/wordprocessingGroup" xmlns:wpi="http://schemas.microsoft.com/office/word/2010/wordprocessingInk" xmlns:wne="http://schemas.microsoft.com/office/word/2006/wordml" xmlns:a="http://schemas.openxmlformats.org/drawingml/2006/main" xmlns:wps="http://schemas.microsoft.com/office/word/2010/wordprocessingShape" mc:Ignorable="w14 w15 wp14">
-  <w:p>
-    <w:pPr>
-      <w:pStyle w:val="709"/>
-      <w:pBdr/>
-      <w:spacing/>
-      <w:ind/>
-      <w:jc w:val="right"/>
-      <w:rPr/>
-    </w:pPr>
-    <w:r>
-      <w:rPr>
-        <w:color w:val="64748b"/>
-        <w:sz w:val="17"/>
-      </w:rPr>
-      <w:t xml:space="preserve">CampusFind Capstone | Project Proposal</w:t>
-    </w:r>
-    <w:r/>
-  </w:p>
-</w:hdr>
 </file>
 
 <file path=word/numbering.xml><?xml version="1.0" encoding="utf-8"?>
